--- a/docs/reference-forms/output/TAI-FORM-C001-blank.docx
+++ b/docs/reference-forms/output/TAI-FORM-C001-blank.docx
@@ -104,7 +104,7 @@
           <w:sz w:val="20"/>
           <w:szCs w:val="20"/>
         </w:rPr>
-        <w:t xml:space="preserve">1. 경영책임자는 ‘근로자의 생명 보호’와 ‘안전한 작업환경 조성’을 기업경영활동의 최우선 목표로 삼는다.</w:t>
+        <w:t xml:space="preserve">1. 경영책임자는 '근로자의 생명 보호'와 '안전한 작업환경 조성'을 기업경영활동의 최우선 목표로 삼는다.</w:t>
       </w:r>
     </w:p>
     <w:p>
